--- a/docs/4 - מסמך אפיון בדיקות - ARI.docx
+++ b/docs/4 - מסמך אפיון בדיקות - ARI.docx
@@ -52,7 +52,7 @@
           <w:rFonts w:ascii="Arial" w:cs="Arial" w:eastAsia="Arial" w:hAnsi="Arial"/>
           <w:rtl/>
         </w:rPr>
-        <w:t xml:space="preserve">תרגיל סיום — Internet Technologies | RUNI CS 2026 עודכן: 19 באוגוסט 2026</w:t>
+        <w:t xml:space="preserve">תרגיל סיום — Internet Technologies | RUNI CS 2026 עודכן: 25 באוגוסט 2026</w:t>
       </w:r>
     </w:p>
     <w:p>
@@ -88,7 +88,7 @@
           <w:bCs/>
           <w:rtl/>
         </w:rPr>
-        <w:t xml:space="preserve">554 בדיקות אוטומטיות ב-37 קבצים, שרצות ב-14 שניות</w:t>
+        <w:t xml:space="preserve">809 בדיקות אוטומטיות ב-54 קבצים, שרצות ב-16 שניות</w:t>
       </w:r>
       <w:r>
         <w:rPr>
@@ -149,7 +149,7 @@
           <w:rFonts w:ascii="Arial" w:cs="Arial" w:eastAsia="Arial" w:hAnsi="Arial"/>
           <w:rtl/>
         </w:rPr>
-        <w:t xml:space="preserve"> בדיקה שרצה ב-14 שניות רצה </w:t>
+        <w:t xml:space="preserve"> בדיקה שרצה ב-16 שניות רצה </w:t>
       </w:r>
       <w:r>
         <w:rPr>
@@ -2573,6 +2573,396 @@
           </w:p>
         </w:tc>
       </w:tr>
+      <w:tr>
+        <w:trPr>
+          <w:tblHeader w:val="false"/>
+        </w:trPr>
+        <w:tc>
+          <w:tcPr>
+            <w:tcW w:type="dxa" w:w="4680"/>
+            <w:tcMar>
+              <w:top w:type="dxa" w:w="90"/>
+              <w:left w:type="dxa" w:w="120"/>
+              <w:bottom w:type="dxa" w:w="90"/>
+              <w:right w:type="dxa" w:w="120"/>
+            </w:tcMar>
+          </w:tcPr>
+          <w:p>
+            <w:pPr>
+              <w:bidi/>
+              <w:spacing w:after="0" w:line="260"/>
+              <w:jc w:val="right"/>
+            </w:pPr>
+            <w:r>
+              <w:rPr>
+                <w:rFonts w:ascii="Arial" w:cs="Arial" w:eastAsia="Arial" w:hAnsi="Arial"/>
+                <w:b w:val="false"/>
+                <w:bCs w:val="false"/>
+                <w:color w:val="111111"/>
+                <w:sz w:val="19"/>
+                <w:szCs w:val="19"/>
+                <w:rtl/>
+              </w:rPr>
+              <w:t xml:space="preserve">ערכת הרכיבים המשותפת — גיאומטריית עמודות, מצבי תא יום, רשת חודש</w:t>
+            </w:r>
+          </w:p>
+        </w:tc>
+        <w:tc>
+          <w:tcPr>
+            <w:tcW w:type="dxa" w:w="4680"/>
+            <w:tcMar>
+              <w:top w:type="dxa" w:w="90"/>
+              <w:left w:type="dxa" w:w="120"/>
+              <w:bottom w:type="dxa" w:w="90"/>
+              <w:right w:type="dxa" w:w="120"/>
+            </w:tcMar>
+          </w:tcPr>
+          <w:p>
+            <w:pPr>
+              <w:bidi/>
+              <w:spacing w:after="0" w:line="260"/>
+              <w:jc w:val="right"/>
+            </w:pPr>
+            <w:r>
+              <w:rPr>
+                <w:rFonts w:ascii="Arial" w:cs="Arial" w:eastAsia="Arial" w:hAnsi="Arial"/>
+                <w:b w:val="false"/>
+                <w:bCs w:val="false"/>
+                <w:color w:val="111111"/>
+                <w:sz w:val="19"/>
+                <w:szCs w:val="19"/>
+                <w:rtl/>
+              </w:rPr>
+              <w:t xml:space="preserve">41</w:t>
+            </w:r>
+          </w:p>
+        </w:tc>
+      </w:tr>
+      <w:tr>
+        <w:trPr>
+          <w:tblHeader w:val="false"/>
+        </w:trPr>
+        <w:tc>
+          <w:tcPr>
+            <w:tcW w:type="dxa" w:w="4680"/>
+            <w:tcMar>
+              <w:top w:type="dxa" w:w="90"/>
+              <w:left w:type="dxa" w:w="120"/>
+              <w:bottom w:type="dxa" w:w="90"/>
+              <w:right w:type="dxa" w:w="120"/>
+            </w:tcMar>
+          </w:tcPr>
+          <w:p>
+            <w:pPr>
+              <w:bidi/>
+              <w:spacing w:after="0" w:line="260"/>
+              <w:jc w:val="right"/>
+            </w:pPr>
+            <w:r>
+              <w:rPr>
+                <w:rFonts w:ascii="Arial" w:cs="Arial" w:eastAsia="Arial" w:hAnsi="Arial"/>
+                <w:b w:val="false"/>
+                <w:bCs w:val="false"/>
+                <w:color w:val="111111"/>
+                <w:sz w:val="19"/>
+                <w:szCs w:val="19"/>
+                <w:rtl/>
+              </w:rPr>
+              <w:t xml:space="preserve">חלון הסיכום והממוצעים המשוקללים</w:t>
+            </w:r>
+          </w:p>
+        </w:tc>
+        <w:tc>
+          <w:tcPr>
+            <w:tcW w:type="dxa" w:w="4680"/>
+            <w:tcMar>
+              <w:top w:type="dxa" w:w="90"/>
+              <w:left w:type="dxa" w:w="120"/>
+              <w:bottom w:type="dxa" w:w="90"/>
+              <w:right w:type="dxa" w:w="120"/>
+            </w:tcMar>
+          </w:tcPr>
+          <w:p>
+            <w:pPr>
+              <w:bidi/>
+              <w:spacing w:after="0" w:line="260"/>
+              <w:jc w:val="right"/>
+            </w:pPr>
+            <w:r>
+              <w:rPr>
+                <w:rFonts w:ascii="Arial" w:cs="Arial" w:eastAsia="Arial" w:hAnsi="Arial"/>
+                <w:b w:val="false"/>
+                <w:bCs w:val="false"/>
+                <w:color w:val="111111"/>
+                <w:sz w:val="19"/>
+                <w:szCs w:val="19"/>
+                <w:rtl/>
+              </w:rPr>
+              <w:t xml:space="preserve">16</w:t>
+            </w:r>
+          </w:p>
+        </w:tc>
+      </w:tr>
+      <w:tr>
+        <w:trPr>
+          <w:tblHeader w:val="false"/>
+        </w:trPr>
+        <w:tc>
+          <w:tcPr>
+            <w:tcW w:type="dxa" w:w="4680"/>
+            <w:tcMar>
+              <w:top w:type="dxa" w:w="90"/>
+              <w:left w:type="dxa" w:w="120"/>
+              <w:bottom w:type="dxa" w:w="90"/>
+              <w:right w:type="dxa" w:w="120"/>
+            </w:tcMar>
+          </w:tcPr>
+          <w:p>
+            <w:pPr>
+              <w:bidi/>
+              <w:spacing w:after="0" w:line="260"/>
+              <w:jc w:val="right"/>
+            </w:pPr>
+            <w:r>
+              <w:rPr>
+                <w:rFonts w:ascii="Arial" w:cs="Arial" w:eastAsia="Arial" w:hAnsi="Arial"/>
+                <w:b w:val="false"/>
+                <w:bCs w:val="false"/>
+                <w:color w:val="111111"/>
+                <w:sz w:val="19"/>
+                <w:szCs w:val="19"/>
+                <w:rtl/>
+              </w:rPr>
+              <w:t xml:space="preserve">השוואת ריצות — יישור לפי אחוז, פיצול לרבעים, הכרעה לפי יעילות</w:t>
+            </w:r>
+          </w:p>
+        </w:tc>
+        <w:tc>
+          <w:tcPr>
+            <w:tcW w:type="dxa" w:w="4680"/>
+            <w:tcMar>
+              <w:top w:type="dxa" w:w="90"/>
+              <w:left w:type="dxa" w:w="120"/>
+              <w:bottom w:type="dxa" w:w="90"/>
+              <w:right w:type="dxa" w:w="120"/>
+            </w:tcMar>
+          </w:tcPr>
+          <w:p>
+            <w:pPr>
+              <w:bidi/>
+              <w:spacing w:after="0" w:line="260"/>
+              <w:jc w:val="right"/>
+            </w:pPr>
+            <w:r>
+              <w:rPr>
+                <w:rFonts w:ascii="Arial" w:cs="Arial" w:eastAsia="Arial" w:hAnsi="Arial"/>
+                <w:b w:val="false"/>
+                <w:bCs w:val="false"/>
+                <w:color w:val="111111"/>
+                <w:sz w:val="19"/>
+                <w:szCs w:val="19"/>
+                <w:rtl/>
+              </w:rPr>
+              <w:t xml:space="preserve">26</w:t>
+            </w:r>
+          </w:p>
+        </w:tc>
+      </w:tr>
+      <w:tr>
+        <w:trPr>
+          <w:tblHeader w:val="false"/>
+        </w:trPr>
+        <w:tc>
+          <w:tcPr>
+            <w:tcW w:type="dxa" w:w="4680"/>
+            <w:tcMar>
+              <w:top w:type="dxa" w:w="90"/>
+              <w:left w:type="dxa" w:w="120"/>
+              <w:bottom w:type="dxa" w:w="90"/>
+              <w:right w:type="dxa" w:w="120"/>
+            </w:tcMar>
+          </w:tcPr>
+          <w:p>
+            <w:pPr>
+              <w:bidi/>
+              <w:spacing w:after="0" w:line="260"/>
+              <w:jc w:val="right"/>
+            </w:pPr>
+            <w:r>
+              <w:rPr>
+                <w:rFonts w:ascii="Arial" w:cs="Arial" w:eastAsia="Arial" w:hAnsi="Arial"/>
+                <w:b w:val="false"/>
+                <w:bCs w:val="false"/>
+                <w:color w:val="111111"/>
+                <w:sz w:val="19"/>
+                <w:szCs w:val="19"/>
+                <w:rtl/>
+              </w:rPr>
+              <w:t xml:space="preserve">הנוסחאות שהמוצר מציג — כיסוי, טווחים, מקורות</w:t>
+            </w:r>
+          </w:p>
+        </w:tc>
+        <w:tc>
+          <w:tcPr>
+            <w:tcW w:type="dxa" w:w="4680"/>
+            <w:tcMar>
+              <w:top w:type="dxa" w:w="90"/>
+              <w:left w:type="dxa" w:w="120"/>
+              <w:bottom w:type="dxa" w:w="90"/>
+              <w:right w:type="dxa" w:w="120"/>
+            </w:tcMar>
+          </w:tcPr>
+          <w:p>
+            <w:pPr>
+              <w:bidi/>
+              <w:spacing w:after="0" w:line="260"/>
+              <w:jc w:val="right"/>
+            </w:pPr>
+            <w:r>
+              <w:rPr>
+                <w:rFonts w:ascii="Arial" w:cs="Arial" w:eastAsia="Arial" w:hAnsi="Arial"/>
+                <w:b w:val="false"/>
+                <w:bCs w:val="false"/>
+                <w:color w:val="111111"/>
+                <w:sz w:val="19"/>
+                <w:szCs w:val="19"/>
+                <w:rtl/>
+              </w:rPr>
+              <w:t xml:space="preserve">7</w:t>
+            </w:r>
+          </w:p>
+        </w:tc>
+      </w:tr>
+      <w:tr>
+        <w:trPr>
+          <w:tblHeader w:val="false"/>
+        </w:trPr>
+        <w:tc>
+          <w:tcPr>
+            <w:tcW w:type="dxa" w:w="4680"/>
+            <w:tcMar>
+              <w:top w:type="dxa" w:w="90"/>
+              <w:left w:type="dxa" w:w="120"/>
+              <w:bottom w:type="dxa" w:w="90"/>
+              <w:right w:type="dxa" w:w="120"/>
+            </w:tcMar>
+          </w:tcPr>
+          <w:p>
+            <w:pPr>
+              <w:bidi/>
+              <w:spacing w:after="0" w:line="260"/>
+              <w:jc w:val="right"/>
+            </w:pPr>
+            <w:r>
+              <w:rPr>
+                <w:rFonts w:ascii="Arial" w:cs="Arial" w:eastAsia="Arial" w:hAnsi="Arial"/>
+                <w:b w:val="false"/>
+                <w:bCs w:val="false"/>
+                <w:color w:val="111111"/>
+                <w:sz w:val="19"/>
+                <w:szCs w:val="19"/>
+                <w:rtl/>
+              </w:rPr>
+              <w:t xml:space="preserve">השאלות של Ask ARI — כל שאלה, ומה היא עונה כשאין מספיק נתונים</w:t>
+            </w:r>
+          </w:p>
+        </w:tc>
+        <w:tc>
+          <w:tcPr>
+            <w:tcW w:type="dxa" w:w="4680"/>
+            <w:tcMar>
+              <w:top w:type="dxa" w:w="90"/>
+              <w:left w:type="dxa" w:w="120"/>
+              <w:bottom w:type="dxa" w:w="90"/>
+              <w:right w:type="dxa" w:w="120"/>
+            </w:tcMar>
+          </w:tcPr>
+          <w:p>
+            <w:pPr>
+              <w:bidi/>
+              <w:spacing w:after="0" w:line="260"/>
+              <w:jc w:val="right"/>
+            </w:pPr>
+            <w:r>
+              <w:rPr>
+                <w:rFonts w:ascii="Arial" w:cs="Arial" w:eastAsia="Arial" w:hAnsi="Arial"/>
+                <w:b w:val="false"/>
+                <w:bCs w:val="false"/>
+                <w:color w:val="111111"/>
+                <w:sz w:val="19"/>
+                <w:szCs w:val="19"/>
+                <w:rtl/>
+              </w:rPr>
+              <w:t xml:space="preserve">50</w:t>
+            </w:r>
+          </w:p>
+        </w:tc>
+      </w:tr>
+      <w:tr>
+        <w:trPr>
+          <w:tblHeader w:val="false"/>
+        </w:trPr>
+        <w:tc>
+          <w:tcPr>
+            <w:tcW w:type="dxa" w:w="4680"/>
+            <w:tcMar>
+              <w:top w:type="dxa" w:w="90"/>
+              <w:left w:type="dxa" w:w="120"/>
+              <w:bottom w:type="dxa" w:w="90"/>
+              <w:right w:type="dxa" w:w="120"/>
+            </w:tcMar>
+          </w:tcPr>
+          <w:p>
+            <w:pPr>
+              <w:bidi/>
+              <w:spacing w:after="0" w:line="260"/>
+              <w:jc w:val="right"/>
+            </w:pPr>
+            <w:r>
+              <w:rPr>
+                <w:rFonts w:ascii="Arial" w:cs="Arial" w:eastAsia="Arial" w:hAnsi="Arial"/>
+                <w:b w:val="false"/>
+                <w:bCs w:val="false"/>
+                <w:color w:val="111111"/>
+                <w:sz w:val="19"/>
+                <w:szCs w:val="19"/>
+                <w:rtl/>
+              </w:rPr>
+              <w:t xml:space="preserve">סיווג סוג האימון והחציון שהוא נמדד מולו</w:t>
+            </w:r>
+          </w:p>
+        </w:tc>
+        <w:tc>
+          <w:tcPr>
+            <w:tcW w:type="dxa" w:w="4680"/>
+            <w:tcMar>
+              <w:top w:type="dxa" w:w="90"/>
+              <w:left w:type="dxa" w:w="120"/>
+              <w:bottom w:type="dxa" w:w="90"/>
+              <w:right w:type="dxa" w:w="120"/>
+            </w:tcMar>
+          </w:tcPr>
+          <w:p>
+            <w:pPr>
+              <w:bidi/>
+              <w:spacing w:after="0" w:line="260"/>
+              <w:jc w:val="right"/>
+            </w:pPr>
+            <w:r>
+              <w:rPr>
+                <w:rFonts w:ascii="Arial" w:cs="Arial" w:eastAsia="Arial" w:hAnsi="Arial"/>
+                <w:b w:val="false"/>
+                <w:bCs w:val="false"/>
+                <w:color w:val="111111"/>
+                <w:sz w:val="19"/>
+                <w:szCs w:val="19"/>
+                <w:rtl/>
+              </w:rPr>
+              <w:t xml:space="preserve">13</w:t>
+            </w:r>
+          </w:p>
+        </w:tc>
+      </w:tr>
     </w:tbl>
     <w:p>
       <w:pPr>
@@ -2939,6 +3329,71 @@
                 <w:rtl/>
               </w:rPr>
               <w:t xml:space="preserve">15</w:t>
+            </w:r>
+          </w:p>
+        </w:tc>
+      </w:tr>
+      <w:tr>
+        <w:trPr>
+          <w:tblHeader w:val="false"/>
+        </w:trPr>
+        <w:tc>
+          <w:tcPr>
+            <w:tcW w:type="dxa" w:w="4680"/>
+            <w:tcMar>
+              <w:top w:type="dxa" w:w="90"/>
+              <w:left w:type="dxa" w:w="120"/>
+              <w:bottom w:type="dxa" w:w="90"/>
+              <w:right w:type="dxa" w:w="120"/>
+            </w:tcMar>
+          </w:tcPr>
+          <w:p>
+            <w:pPr>
+              <w:bidi/>
+              <w:spacing w:after="0" w:line="260"/>
+              <w:jc w:val="right"/>
+            </w:pPr>
+            <w:r>
+              <w:rPr>
+                <w:rFonts w:ascii="Arial" w:cs="Arial" w:eastAsia="Arial" w:hAnsi="Arial"/>
+                <w:b w:val="false"/>
+                <w:bCs w:val="false"/>
+                <w:color w:val="111111"/>
+                <w:sz w:val="19"/>
+                <w:szCs w:val="19"/>
+                <w:rtl/>
+              </w:rPr>
+              <w:t xml:space="preserve">שבוע של תבנית — מי נמצא בו, ומה כבר לא ניתן לשינוי</w:t>
+            </w:r>
+          </w:p>
+        </w:tc>
+        <w:tc>
+          <w:tcPr>
+            <w:tcW w:type="dxa" w:w="4680"/>
+            <w:tcMar>
+              <w:top w:type="dxa" w:w="90"/>
+              <w:left w:type="dxa" w:w="120"/>
+              <w:bottom w:type="dxa" w:w="90"/>
+              <w:right w:type="dxa" w:w="120"/>
+            </w:tcMar>
+          </w:tcPr>
+          <w:p>
+            <w:pPr>
+              <w:bidi/>
+              <w:spacing w:after="0" w:line="260"/>
+              <w:jc w:val="right"/>
+            </w:pPr>
+            <w:r>
+              <w:rPr>
+                <w:rFonts w:ascii="Arial" w:cs="Arial" w:eastAsia="Arial" w:hAnsi="Arial"/>
+                <w:b w:val="false"/>
+                <w:bCs w:val="false"/>
+                <w:color w:val="111111"/>
+                <w:sz w:val="19"/>
+                <w:szCs w:val="19"/>
+                <w:rtl/>
+              </w:rPr>
+              <w:t xml:space="preserve">13</w:t>
             </w:r>
           </w:p>
         </w:tc>
@@ -6038,6 +6493,29 @@
           <w:rtl/>
         </w:rPr>
         <w:t xml:space="preserve">.</w:t>
+      </w:r>
+    </w:p>
+    <w:p>
+      <w:pPr>
+        <w:bidi/>
+        <w:spacing w:after="140" w:line="300"/>
+        <w:jc w:val="right"/>
+      </w:pPr>
+      <w:r>
+        <w:rPr>
+          <w:rFonts w:ascii="Arial" w:cs="Arial" w:eastAsia="Arial" w:hAnsi="Arial"/>
+          <w:b/>
+          <w:bCs/>
+          <w:rtl/>
+        </w:rPr>
+        <w:t xml:space="preserve">ביקורת חישוב — 25 באוגוסט 2026.</w:t>
+      </w:r>
+      <w:r>
+        <w:rPr>
+          <w:rFonts w:ascii="Arial" w:cs="Arial" w:eastAsia="Arial" w:hAnsi="Arial"/>
+          <w:rtl/>
+        </w:rPr>
+        <w:t xml:space="preserve"> סבב שני, ממוקד במחלקה אחת של טעות ולא בבאג בודד: היכן בקוד ממוצעים ממוצעים, היכן קצב — שהוא גודל הופכי — ממוצע כאילו אינו כזה, והיכן חשבון תאריכים נעשה במילישניות במקום בימי לוח. נמצאו ותוקנו תשע. הממצא החמור ביותר: שורת הסטטיסטיקות בעמוד האימונים נשאה את הכותרת “4 שבועות” מעל שאילתה שהגבילה מספר שורות ולא טווח תאריכים — לרץ שמתאמן חמש פעמים בשבוע, כשלושה חודשים של נתונים תחת כותרת של ארבעה שבועות, וגרף שישב לצידו והציג ארבעה שבועות באמת. המסקנה נכנסה למבנה ולא רק לתיקון: כל תשע הטעויות היו בחשבון שנכתב ישירות בתוך עמוד או קומפוננטה, ואף אחד מהמודולים שיש עליהם בדיקות לא נכשל בביקורת. החשבון עבר מאז לפונקציות טהורות עם בדיקות — window.ts ו-compareRuns.ts — ובכל אחת מהן יש בדיקה שנכשלת על החישוב הישן.</w:t>
       </w:r>
     </w:p>
     <w:p>
